--- a/templates/EVAL Post-Testing Template.docx
+++ b/templates/EVAL Post-Testing Template.docx
@@ -96,7 +96,7 @@
         </w:rPr>
         <w:t xml:space="preserve"> We cannot offer interpretations of these results; if you are interested in interpretations, we recommend consulting a clinician or specialist qualified to do so. A thorough neuropsychological or oral and written language evaluation would offer more information regarding your child’s reading profile and performance. Qualified professionals such as neuropsychologists typically conduct these types of evaluations.  Your pediatrician or school contacts can be helpful resources if you have any questions or concerns about your child’s scores. They will be able to direct you to a clinician or specialist as needed. For information on how to initiate a conversation with your child’s school, you can read more to </w:t>
       </w:r>
-      <w:hyperlink r:id="rId9">
+      <w:hyperlink r:id="rId7">
         <w:r>
           <w:rPr>
             <w:rFonts w:ascii="Calibri" w:cs="Calibri" w:eastAsia="Calibri" w:hAnsi="Calibri"/>
@@ -114,7 +114,7 @@
         </w:rPr>
         <w:t xml:space="preserve"> or to </w:t>
       </w:r>
-      <w:hyperlink r:id="rId10">
+      <w:hyperlink r:id="rId8">
         <w:r>
           <w:rPr>
             <w:rFonts w:ascii="Calibri" w:cs="Calibri" w:eastAsia="Calibri" w:hAnsi="Calibri"/>
@@ -174,7 +174,7 @@
         </w:rPr>
         <w:t xml:space="preserve">If you have any questions, please do not hesitate to contact us at </w:t>
       </w:r>
-      <w:hyperlink r:id="rId11">
+      <w:hyperlink r:id="rId9">
         <w:r>
           <w:rPr>
             <w:rFonts w:ascii="Calibri" w:cs="Calibri" w:eastAsia="Calibri" w:hAnsi="Calibri"/>
@@ -256,7 +256,7 @@
           <w:szCs w:val="24"/>
         </w:rPr>
       </w:pPr>
-      <w:hyperlink r:id="rId12">
+      <w:hyperlink r:id="rId10">
         <w:r>
           <w:rPr>
             <w:rFonts w:ascii="Calibri" w:cs="Calibri" w:eastAsia="Calibri" w:hAnsi="Calibri"/>
@@ -601,7 +601,7 @@
     <w:sdt>
       <w:sdtPr>
         <w:lock w:val="contentLocked"/>
-        <w:id w:val="442264868"/>
+        <w:id w:val="1752054870"/>
         <w:tag w:val="goog_rdk_0"/>
       </w:sdtPr>
       <w:sdtContent>
@@ -1034,7 +1034,7 @@
           <w:szCs w:val="24"/>
           <w:rtl w:val="0"/>
         </w:rPr>
-        <w:t xml:space="preserve"> subtest measures the ability to remove phonological segments from spoken words to form other words (e.g., “Say tall without saying /t/”). Your child received a score of {{ ctopp_elision_std_post }}, which is {{ ctopp_elision_category }}. The </w:t>
+        <w:t xml:space="preserve"> subtest measures the ability to remove phonological segments from spoken words to form other words (e.g., “Say tall without saying /t/”). Your child received a score of {{ ctopp_elision_std_post }}, which {{ ctopp_elision_category }}. The </w:t>
       </w:r>
       <w:r>
         <w:rPr>
@@ -1378,15 +1378,6 @@
                 <w:szCs w:val="24"/>
               </w:rPr>
             </w:pPr>
-            <w:sdt>
-              <w:sdtPr>
-                <w:id w:val="-1106268423"/>
-                <w:tag w:val="goog_rdk_1"/>
-              </w:sdtPr>
-              <w:sdtContent>
-                <w:commentRangeStart w:id="0"/>
-              </w:sdtContent>
-            </w:sdt>
             <w:r>
               <w:rPr>
                 <w:rFonts w:ascii="Calibri" w:cs="Calibri" w:eastAsia="Calibri" w:hAnsi="Calibri"/>
@@ -1395,10 +1386,6 @@
                 <w:rtl w:val="0"/>
               </w:rPr>
               <w:t xml:space="preserve">DORF Accuracy </w:t>
-            </w:r>
-            <w:commentRangeEnd w:id="0"/>
-            <w:r>
-              <w:commentReference w:id="0"/>
             </w:r>
             <w:r>
               <w:rPr>
@@ -1537,7 +1524,7 @@
           <w:szCs w:val="24"/>
           <w:rtl w:val="0"/>
         </w:rPr>
-        <w:t xml:space="preserve">score reflects all words read correctly. Your child received a score of {{ dibels_orf_words_correct_post }}, which is </w:t>
+        <w:t xml:space="preserve">score reflects all words read correctly. Your child received a score of {{ dibels_orf_words_correct_post }}, which </w:t>
       </w:r>
       <w:r>
         <w:rPr>
@@ -2848,7 +2835,7 @@
           <w:szCs w:val="24"/>
           <w:rtl w:val="0"/>
         </w:rPr>
-        <w:t xml:space="preserve">subtest, the child is asked to identify isolated words of increasing difficulty. Your child received a score of {{ wrmt_wid_std_post }}, which is {{ wrmt_word_id_category }}. The </w:t>
+        <w:t xml:space="preserve">subtest, the child is asked to identify isolated words of increasing difficulty. Your child received a score of {{ wrmt_wid_std_post }}, which {{ wrmt_word_id_category }}. The </w:t>
       </w:r>
       <w:r>
         <w:rPr>
@@ -2868,7 +2855,7 @@
           <w:szCs w:val="24"/>
           <w:rtl w:val="0"/>
         </w:rPr>
-        <w:t xml:space="preserve">subtest asks the child to read nonsense words of increasing difficulty. Your child received a score of {{ wrmt_wa_std_post }}, which is {{ wrmt_word_attack_category }}. On the </w:t>
+        <w:t xml:space="preserve">subtest asks the child to read nonsense words of increasing difficulty. Your child received a score of {{ wrmt_wa_std_post }}, which {{ wrmt_word_attack_category }}. On the </w:t>
       </w:r>
       <w:r>
         <w:rPr>
@@ -2888,7 +2875,7 @@
           <w:szCs w:val="24"/>
           <w:rtl w:val="0"/>
         </w:rPr>
-        <w:t xml:space="preserve">subtest, participants are asked to read a sentence or short paragraph with a blank and provide a one-word answer. Your child received a score of {{ wrmt_pc_std_post }}, which is {{ wrmt_pc_category }}.</w:t>
+        <w:t xml:space="preserve">subtest, participants are asked to read a sentence or short paragraph with a blank and provide a one-word answer. Your child received a score of {{ wrmt_pc_std_post }}, which {{ wrmt_pc_category }}.</w:t>
       </w:r>
     </w:p>
     <w:p>
@@ -2987,7 +2974,7 @@
           <w:szCs w:val="24"/>
           <w:rtl w:val="0"/>
         </w:rPr>
-        <w:t xml:space="preserve"> subtest, participants are asked to accurately read as many real words as possible within 45 seconds. Your child received a score of {{ towre_swe_std_post }}, which is {{ towre_swe_category }}. On the </w:t>
+        <w:t xml:space="preserve"> subtest, participants are asked to accurately read as many real words as possible within 45 seconds. Your child received a score of {{ towre_swe_std_post }}, which {{ towre_swe_category }}. On the </w:t>
       </w:r>
       <w:r>
         <w:rPr>
@@ -3007,7 +2994,7 @@
           <w:szCs w:val="24"/>
           <w:rtl w:val="0"/>
         </w:rPr>
-        <w:t xml:space="preserve"> subtest, they are asked to accurately read as many pseudowords as possible within 45 seconds. Your child received a score of {{ towre_pde_std_post }}, which is {{ towre_pde_category }}.</w:t>
+        <w:t xml:space="preserve"> subtest, they are asked to accurately read as many pseudowords as possible within 45 seconds. Your child received a score of {{ towre_pde_std_post }}, which {{ towre_pde_category }}.</w:t>
       </w:r>
       <w:r>
         <w:rPr>
@@ -3380,7 +3367,7 @@
           <w:szCs w:val="24"/>
           <w:rtl w:val="0"/>
         </w:rPr>
-        <w:t xml:space="preserve"> which is {{ ppvt_category }}. </w:t>
+        <w:t xml:space="preserve"> which {{ ppvt_category }}. </w:t>
       </w:r>
     </w:p>
     <w:p>
@@ -3440,7 +3427,7 @@
       </w:r>
     </w:p>
     <w:sectPr>
-      <w:headerReference r:id="rId13" w:type="first"/>
+      <w:headerReference r:id="rId11" w:type="first"/>
       <w:pgSz w:h="15840" w:w="12240" w:orient="portrait"/>
       <w:pgMar w:bottom="1440" w:top="1440" w:left="1440" w:right="1440" w:header="720" w:footer="720"/>
       <w:pgNumType w:start="1"/>
@@ -3448,72 +3435,6 @@
     </w:sectPr>
   </w:body>
 </w:document>
-</file>
-
-<file path=word/comments.xml><?xml version="1.0" encoding="utf-8"?>
-<w:comments xmlns:mc="http://schemas.openxmlformats.org/markup-compatibility/2006" xmlns:o="urn:schemas-microsoft-com:office:office" xmlns:r="http://schemas.openxmlformats.org/officeDocument/2006/relationships" xmlns:m="http://schemas.openxmlformats.org/officeDocument/2006/math" xmlns:v="urn:schemas-microsoft-com:vml" xmlns:wp="http://schemas.openxmlformats.org/drawingml/2006/wordprocessingDrawing" xmlns:w10="urn:schemas-microsoft-com:office:word" xmlns:w="http://schemas.openxmlformats.org/wordprocessingml/2006/main" xmlns:wne="http://schemas.microsoft.com/office/word/2006/wordml" xmlns:sl="http://schemas.openxmlformats.org/schemaLibrary/2006/main" xmlns:a="http://schemas.openxmlformats.org/drawingml/2006/main" xmlns:pic="http://schemas.openxmlformats.org/drawingml/2006/picture" xmlns:c="http://schemas.openxmlformats.org/drawingml/2006/chart" xmlns:lc="http://schemas.openxmlformats.org/drawingml/2006/lockedCanvas" xmlns:dgm="http://schemas.openxmlformats.org/drawingml/2006/diagram" xmlns:wps="http://schemas.microsoft.com/office/word/2010/wordprocessingShape" xmlns:wpg="http://schemas.microsoft.com/office/word/2010/wordprocessingGroup" xmlns:w14="http://schemas.microsoft.com/office/word/2010/wordml" xmlns:w15="http://schemas.microsoft.com/office/word/2012/wordml" xmlns:w16="http://schemas.microsoft.com/office/word/2018/wordml" xmlns:w16cex="http://schemas.microsoft.com/office/word/2018/wordml/cex" xmlns:w16cid="http://schemas.microsoft.com/office/word/2016/wordml/cid" xmlns="http://schemas.microsoft.com/office/tasks/2019/documenttasks" xmlns:cr="http://schemas.microsoft.com/office/comments/2020/reactions">
-  <w:comment w:author="Mary Bready" w:id="0" w:date="2026-06-26T16:34:12Z">
-    <w:p>
-      <w:pPr>
-        <w:keepNext w:val="0"/>
-        <w:keepLines w:val="0"/>
-        <w:pageBreakBefore w:val="0"/>
-        <w:widowControl w:val="0"/>
-        <w:pBdr>
-          <w:top w:space="0" w:sz="0" w:val="nil"/>
-          <w:left w:space="0" w:sz="0" w:val="nil"/>
-          <w:bottom w:space="0" w:sz="0" w:val="nil"/>
-          <w:right w:space="0" w:sz="0" w:val="nil"/>
-          <w:between w:space="0" w:sz="0" w:val="nil"/>
-        </w:pBdr>
-        <w:shd w:fill="auto" w:val="clear"/>
-        <w:spacing w:after="0" w:before="0" w:line="240" w:lineRule="auto"/>
-        <w:ind w:left="0" w:right="0" w:firstLine="0"/>
-        <w:jc w:val="left"/>
-        <w:rPr>
-          <w:rFonts w:ascii="Arial" w:cs="Arial" w:eastAsia="Arial" w:hAnsi="Arial"/>
-          <w:b w:val="0"/>
-          <w:bCs w:val="0"/>
-          <w:i w:val="0"/>
-          <w:iCs w:val="0"/>
-          <w:smallCaps w:val="0"/>
-          <w:strike w:val="0"/>
-          <w:color w:val="000000"/>
-          <w:sz w:val="22"/>
-          <w:szCs w:val="22"/>
-          <w:u w:val="none"/>
-          <w:shd w:fill="auto" w:val="clear"/>
-          <w:vertAlign w:val="baseline"/>
-        </w:rPr>
-      </w:pPr>
-      <w:r>
-        <w:rPr>
-          <w:rFonts w:ascii="Arial" w:cs="Arial" w:eastAsia="Arial" w:hAnsi="Arial"/>
-          <w:b w:val="0"/>
-          <w:bCs w:val="0"/>
-          <w:i w:val="0"/>
-          <w:iCs w:val="0"/>
-          <w:smallCaps w:val="0"/>
-          <w:strike w:val="0"/>
-          <w:color w:val="000000"/>
-          <w:sz w:val="22"/>
-          <w:szCs w:val="22"/>
-          <w:u w:val="none"/>
-          <w:shd w:fill="auto" w:val="clear"/>
-          <w:vertAlign w:val="baseline"/>
-          <w:rtl w:val="0"/>
-        </w:rPr>
-        <w:t xml:space="preserve">I don't think this is specifically on redcap, but can be calculated by (words read correctly/words read total) x 100</w:t>
-      </w:r>
-    </w:p>
-  </w:comment>
-</w:comments>
-</file>
-
-<file path=word/commentsExtended.xml><?xml version="1.0" encoding="utf-8"?>
-<w15:commentsEx xmlns:mc="http://schemas.openxmlformats.org/markup-compatibility/2006" xmlns:o="urn:schemas-microsoft-com:office:office" xmlns:r="http://schemas.openxmlformats.org/officeDocument/2006/relationships" xmlns:m="http://schemas.openxmlformats.org/officeDocument/2006/math" xmlns:v="urn:schemas-microsoft-com:vml" xmlns:wp="http://schemas.openxmlformats.org/drawingml/2006/wordprocessingDrawing" xmlns:w10="urn:schemas-microsoft-com:office:word" xmlns:w="http://schemas.openxmlformats.org/wordprocessingml/2006/main" xmlns:wne="http://schemas.microsoft.com/office/word/2006/wordml" xmlns:sl="http://schemas.openxmlformats.org/schemaLibrary/2006/main" xmlns:a="http://schemas.openxmlformats.org/drawingml/2006/main" xmlns:pic="http://schemas.openxmlformats.org/drawingml/2006/picture" xmlns:c="http://schemas.openxmlformats.org/drawingml/2006/chart" xmlns:lc="http://schemas.openxmlformats.org/drawingml/2006/lockedCanvas" xmlns:dgm="http://schemas.openxmlformats.org/drawingml/2006/diagram" xmlns:wps="http://schemas.microsoft.com/office/word/2010/wordprocessingShape" xmlns:wpg="http://schemas.microsoft.com/office/word/2010/wordprocessingGroup" xmlns:w14="http://schemas.microsoft.com/office/word/2010/wordml" xmlns:w15="http://schemas.microsoft.com/office/word/2012/wordml" xmlns:w16="http://schemas.microsoft.com/office/word/2018/wordml" xmlns:w16cex="http://schemas.microsoft.com/office/word/2018/wordml/cex" xmlns:w16cid="http://schemas.microsoft.com/office/word/2016/wordml/cid" xmlns="http://schemas.microsoft.com/office/tasks/2019/documenttasks" xmlns:cr="http://schemas.microsoft.com/office/comments/2020/reactions">
-  <w15:commentEx w15:paraId="00000071" w15:done="0"/>
-</w15:commentsEx>
 </file>
 
 <file path=word/header1.xml><?xml version="1.0" encoding="utf-8"?>
@@ -3553,12 +3474,12 @@
           <wp:extent cx="2709863" cy="933687"/>
           <wp:effectExtent b="0" l="0" r="0" t="0"/>
           <wp:wrapSquare wrapText="bothSides" distB="114300" distT="114300" distL="114300" distR="114300"/>
-          <wp:docPr id="1" name="image2.png"/>
+          <wp:docPr id="1" name="image1.png"/>
           <a:graphic>
             <a:graphicData uri="http://schemas.openxmlformats.org/drawingml/2006/picture">
               <pic:pic>
                 <pic:nvPicPr>
-                  <pic:cNvPr id="0" name="image2.png"/>
+                  <pic:cNvPr id="0" name="image1.png"/>
                   <pic:cNvPicPr preferRelativeResize="0"/>
                 </pic:nvPicPr>
                 <pic:blipFill>
@@ -3595,12 +3516,12 @@
           <wp:extent cx="2428875" cy="866775"/>
           <wp:effectExtent b="0" l="0" r="0" t="0"/>
           <wp:wrapSquare wrapText="bothSides" distB="114300" distT="114300" distL="114300" distR="114300"/>
-          <wp:docPr id="2" name="image1.png"/>
+          <wp:docPr id="2" name="image2.png"/>
           <a:graphic>
             <a:graphicData uri="http://schemas.openxmlformats.org/drawingml/2006/picture">
               <pic:pic>
                 <pic:nvPicPr>
-                  <pic:cNvPr id="0" name="image1.png"/>
+                  <pic:cNvPr id="0" name="image2.png"/>
                   <pic:cNvPicPr preferRelativeResize="0"/>
                 </pic:nvPicPr>
                 <pic:blipFill>
@@ -4160,7 +4081,7 @@
 
 <file path=customXML/item1.xml><?xml version="1.0" encoding="utf-8"?>
 <go:gDocsCustomXmlDataStorage xmlns:go="http://customooxmlschemas.google.com/" xmlns:r="http://schemas.openxmlformats.org/officeDocument/2006/relationships" uri="GoogleDocsCustomDataVersion2">
-  <go:docsCustomData xmlns:go="http://customooxmlschemas.google.com/" roundtripDataSignature="AMtx7mhBkPPwl3VpLH/3sx6Li1AN8MpF0g==">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</go:docsCustomData>
+  <go:docsCustomData xmlns:go="http://customooxmlschemas.google.com/" roundtripDataSignature="AMtx7miEy6X87njg3szSIhsXZk1yolu81A==">CgMxLjAaHgoBMBIZChcICVITChF0YWJsZS4yM2FyNmFjbTByMTIOaC5jc2F5MHN4N3ByYzc4AHIhMVdVRUlDMEhLd3BGN2hRNkdUbkNSTVQ3U2VxS1c1UE0t</go:docsCustomData>
 </go:gDocsCustomXmlDataStorage>
 </file>
 

--- a/templates/EVAL Post-Testing Template.docx
+++ b/templates/EVAL Post-Testing Template.docx
@@ -601,7 +601,7 @@
     <w:sdt>
       <w:sdtPr>
         <w:lock w:val="contentLocked"/>
-        <w:id w:val="1752054870"/>
+        <w:id w:val="-1696396244"/>
         <w:tag w:val="goog_rdk_0"/>
       </w:sdtPr>
       <w:sdtContent>
@@ -1072,7 +1072,7 @@
           <w:szCs w:val="24"/>
           <w:rtl w:val="0"/>
         </w:rPr>
-        <w:t xml:space="preserve"> {{ ctopp_nwr_std_post }}, which is {{ ctopp_nwr_category }}. </w:t>
+        <w:t xml:space="preserve"> {{ ctopp_nwr_std_post }}, which {{ ctopp_nwr_category }}. </w:t>
       </w:r>
     </w:p>
     <w:p>

--- a/templates/EVAL Post-Testing Template.docx
+++ b/templates/EVAL Post-Testing Template.docx
@@ -601,7 +601,7 @@
     <w:sdt>
       <w:sdtPr>
         <w:lock w:val="contentLocked"/>
-        <w:id w:val="-1696396244"/>
+        <w:id w:val="-1198487940"/>
         <w:tag w:val="goog_rdk_0"/>
       </w:sdtPr>
       <w:sdtContent>
@@ -837,7 +837,7 @@
                     <w:szCs w:val="24"/>
                     <w:rtl w:val="0"/>
                   </w:rPr>
-                  <w:t xml:space="preserve">{{ ctopp_elision_std_post }}</w:t>
+                  <w:t xml:space="preserve">{{ ctopp_elision_std_post_interpretation }}</w:t>
                 </w:r>
               </w:p>
             </w:tc>
@@ -928,7 +928,7 @@
                     <w:szCs w:val="24"/>
                     <w:rtl w:val="0"/>
                   </w:rPr>
-                  <w:t xml:space="preserve">{{ ctopp_nwr_category }}</w:t>
+                  <w:t xml:space="preserve">{{ ctopp_nwr_interpretation }}</w:t>
                 </w:r>
               </w:p>
             </w:tc>
@@ -1358,7 +1358,7 @@
                 <w:szCs w:val="24"/>
                 <w:rtl w:val="0"/>
               </w:rPr>
-              <w:t xml:space="preserve">{{ dibels_orf_words_correct_category }}</w:t>
+              <w:t xml:space="preserve">{{ dibels_orf_words_correct_interpretation }}</w:t>
             </w:r>
           </w:p>
         </w:tc>
@@ -1446,8 +1446,12 @@
             </w:pPr>
             <w:r>
               <w:rPr>
-                <w:rtl w:val="0"/>
-              </w:rPr>
+                <w:rFonts w:ascii="Calibri" w:cs="Calibri" w:eastAsia="Calibri" w:hAnsi="Calibri"/>
+                <w:sz w:val="24"/>
+                <w:szCs w:val="24"/>
+                <w:rtl w:val="0"/>
+              </w:rPr>
+              <w:t xml:space="preserve">{{ dibels_orf_accuracy_interpretation }}</w:t>
             </w:r>
           </w:p>
         </w:tc>
@@ -1573,17 +1577,7 @@
           <w:szCs w:val="24"/>
           <w:rtl w:val="0"/>
         </w:rPr>
-        <w:t xml:space="preserve"> score represents the percentage of words read correctly out of all words attempted during reading. Your child received a score of {{ dorf_accuracy }} , which </w:t>
-      </w:r>
-      <w:r>
-        <w:rPr>
-          <w:rFonts w:ascii="Calibri" w:cs="Calibri" w:eastAsia="Calibri" w:hAnsi="Calibri"/>
-          <w:sz w:val="24"/>
-          <w:szCs w:val="24"/>
-          <w:highlight w:val="yellow"/>
-          <w:rtl w:val="0"/>
-        </w:rPr>
-        <w:t xml:space="preserve">XXX</w:t>
+        <w:t xml:space="preserve"> score represents the percentage of words read correctly out of all words attempted during reading. Your child received a score of {{ dorf_orf_accuracy }} , which {{ dibels_orf_accuracy_category }}</w:t>
       </w:r>
       <w:r>
         <w:rPr>
@@ -2040,7 +2034,7 @@
                 <w:szCs w:val="24"/>
                 <w:rtl w:val="0"/>
               </w:rPr>
-              <w:t xml:space="preserve">{{ wrmt_word_id_category }}</w:t>
+              <w:t xml:space="preserve">{{ wrmt_word_id_interpretation }}</w:t>
             </w:r>
             <w:r>
               <w:rPr>
@@ -2199,7 +2193,7 @@
                 <w:szCs w:val="24"/>
                 <w:rtl w:val="0"/>
               </w:rPr>
-              <w:t xml:space="preserve">{{ towre_swe_category }}</w:t>
+              <w:t xml:space="preserve">{{ towre_swe_interpretation }}</w:t>
             </w:r>
             <w:r>
               <w:rPr>
@@ -2350,7 +2344,7 @@
                 <w:szCs w:val="24"/>
                 <w:rtl w:val="0"/>
               </w:rPr>
-              <w:t xml:space="preserve">{{ wrmt_pc_category }}</w:t>
+              <w:t xml:space="preserve">{{ wrmt_pc_interpretation }}</w:t>
             </w:r>
             <w:r>
               <w:rPr>
@@ -2573,7 +2567,7 @@
                 <w:szCs w:val="24"/>
                 <w:rtl w:val="0"/>
               </w:rPr>
-              <w:t xml:space="preserve">{{ wrmt_word_attack_category }}</w:t>
+              <w:t xml:space="preserve">{{ wrmt_word_attack_interpretation }}</w:t>
             </w:r>
             <w:r>
               <w:rPr>
@@ -2732,7 +2726,7 @@
                 <w:szCs w:val="24"/>
                 <w:rtl w:val="0"/>
               </w:rPr>
-              <w:t xml:space="preserve">{{ towre_pde_category }}</w:t>
+              <w:t xml:space="preserve">{{ towre_pde_interpretation }}</w:t>
             </w:r>
             <w:r>
               <w:rPr>
@@ -3290,7 +3284,7 @@
                 <w:szCs w:val="24"/>
                 <w:rtl w:val="0"/>
               </w:rPr>
-              <w:t xml:space="preserve">{{ ppvt_category }}</w:t>
+              <w:t xml:space="preserve">{{ ppvt_interpretation }}</w:t>
             </w:r>
           </w:p>
         </w:tc>
@@ -3474,12 +3468,12 @@
           <wp:extent cx="2709863" cy="933687"/>
           <wp:effectExtent b="0" l="0" r="0" t="0"/>
           <wp:wrapSquare wrapText="bothSides" distB="114300" distT="114300" distL="114300" distR="114300"/>
-          <wp:docPr id="1" name="image1.png"/>
+          <wp:docPr id="1" name="image2.png"/>
           <a:graphic>
             <a:graphicData uri="http://schemas.openxmlformats.org/drawingml/2006/picture">
               <pic:pic>
                 <pic:nvPicPr>
-                  <pic:cNvPr id="0" name="image1.png"/>
+                  <pic:cNvPr id="0" name="image2.png"/>
                   <pic:cNvPicPr preferRelativeResize="0"/>
                 </pic:nvPicPr>
                 <pic:blipFill>
@@ -3516,12 +3510,12 @@
           <wp:extent cx="2428875" cy="866775"/>
           <wp:effectExtent b="0" l="0" r="0" t="0"/>
           <wp:wrapSquare wrapText="bothSides" distB="114300" distT="114300" distL="114300" distR="114300"/>
-          <wp:docPr id="2" name="image2.png"/>
+          <wp:docPr id="2" name="image1.png"/>
           <a:graphic>
             <a:graphicData uri="http://schemas.openxmlformats.org/drawingml/2006/picture">
               <pic:pic>
                 <pic:nvPicPr>
-                  <pic:cNvPr id="0" name="image2.png"/>
+                  <pic:cNvPr id="0" name="image1.png"/>
                   <pic:cNvPicPr preferRelativeResize="0"/>
                 </pic:nvPicPr>
                 <pic:blipFill>

--- a/templates/EVAL Post-Testing Template.docx
+++ b/templates/EVAL Post-Testing Template.docx
@@ -601,7 +601,7 @@
     <w:sdt>
       <w:sdtPr>
         <w:lock w:val="contentLocked"/>
-        <w:id w:val="-1198487940"/>
+        <w:id w:val="652772774"/>
         <w:tag w:val="goog_rdk_0"/>
       </w:sdtPr>
       <w:sdtContent>
@@ -837,7 +837,7 @@
                     <w:szCs w:val="24"/>
                     <w:rtl w:val="0"/>
                   </w:rPr>
-                  <w:t xml:space="preserve">{{ ctopp_elision_std_post_interpretation }}</w:t>
+                  <w:t xml:space="preserve">{{ ctopp_elision_std_interpretation }}</w:t>
                 </w:r>
               </w:p>
             </w:tc>
@@ -1315,8 +1315,12 @@
             </w:pPr>
             <w:r>
               <w:rPr>
-                <w:rtl w:val="0"/>
-              </w:rPr>
+                <w:rFonts w:ascii="Calibri" w:cs="Calibri" w:eastAsia="Calibri" w:hAnsi="Calibri"/>
+                <w:sz w:val="24"/>
+                <w:szCs w:val="24"/>
+                <w:rtl w:val="0"/>
+              </w:rPr>
+              <w:t xml:space="preserve">{{ dibels_orf_words_correct_typical_range }}</w:t>
             </w:r>
           </w:p>
         </w:tc>
@@ -1407,8 +1411,12 @@
             </w:pPr>
             <w:r>
               <w:rPr>
-                <w:rtl w:val="0"/>
-              </w:rPr>
+                <w:rFonts w:ascii="Calibri" w:cs="Calibri" w:eastAsia="Calibri" w:hAnsi="Calibri"/>
+                <w:sz w:val="24"/>
+                <w:szCs w:val="24"/>
+                <w:rtl w:val="0"/>
+              </w:rPr>
+              <w:t xml:space="preserve">{{ dibels_orf_accuracy_typical_range }}</w:t>
             </w:r>
           </w:p>
         </w:tc>
@@ -3468,12 +3476,12 @@
           <wp:extent cx="2709863" cy="933687"/>
           <wp:effectExtent b="0" l="0" r="0" t="0"/>
           <wp:wrapSquare wrapText="bothSides" distB="114300" distT="114300" distL="114300" distR="114300"/>
-          <wp:docPr id="1" name="image2.png"/>
+          <wp:docPr id="1" name="image1.png"/>
           <a:graphic>
             <a:graphicData uri="http://schemas.openxmlformats.org/drawingml/2006/picture">
               <pic:pic>
                 <pic:nvPicPr>
-                  <pic:cNvPr id="0" name="image2.png"/>
+                  <pic:cNvPr id="0" name="image1.png"/>
                   <pic:cNvPicPr preferRelativeResize="0"/>
                 </pic:nvPicPr>
                 <pic:blipFill>
@@ -3510,12 +3518,12 @@
           <wp:extent cx="2428875" cy="866775"/>
           <wp:effectExtent b="0" l="0" r="0" t="0"/>
           <wp:wrapSquare wrapText="bothSides" distB="114300" distT="114300" distL="114300" distR="114300"/>
-          <wp:docPr id="2" name="image1.png"/>
+          <wp:docPr id="2" name="image2.png"/>
           <a:graphic>
             <a:graphicData uri="http://schemas.openxmlformats.org/drawingml/2006/picture">
               <pic:pic>
                 <pic:nvPicPr>
-                  <pic:cNvPr id="0" name="image1.png"/>
+                  <pic:cNvPr id="0" name="image2.png"/>
                   <pic:cNvPicPr preferRelativeResize="0"/>
                 </pic:nvPicPr>
                 <pic:blipFill>

--- a/templates/EVAL Post-Testing Template.docx
+++ b/templates/EVAL Post-Testing Template.docx
@@ -601,7 +601,7 @@
     <w:sdt>
       <w:sdtPr>
         <w:lock w:val="contentLocked"/>
-        <w:id w:val="652772774"/>
+        <w:id w:val="57357851"/>
         <w:tag w:val="goog_rdk_0"/>
       </w:sdtPr>
       <w:sdtContent>
@@ -837,7 +837,7 @@
                     <w:szCs w:val="24"/>
                     <w:rtl w:val="0"/>
                   </w:rPr>
-                  <w:t xml:space="preserve">{{ ctopp_elision_std_interpretation }}</w:t>
+                  <w:t xml:space="preserve">{{ ctopp_elision_interpretation }}</w:t>
                 </w:r>
               </w:p>
             </w:tc>
@@ -1445,7 +1445,6 @@
           <w:tcPr/>
           <w:p>
             <w:pPr>
-              <w:jc w:val="center"/>
               <w:rPr>
                 <w:rFonts w:ascii="Calibri" w:cs="Calibri" w:eastAsia="Calibri" w:hAnsi="Calibri"/>
                 <w:sz w:val="24"/>
